--- a/Quick-learns.docx
+++ b/Quick-learns.docx
@@ -18,54 +18,20 @@
           <w:numId w:val="1"/>
         </w:numPr>
       </w:pPr>
-      <w:proofErr w:type="spellStart"/>
-      <w:r>
-        <w:t>Comparator.comparing</w:t>
-      </w:r>
-      <w:proofErr w:type="spellEnd"/>
-      <w:r>
-        <w:t>()</w:t>
-      </w:r>
-    </w:p>
-    <w:p>
-      <w:pPr>
-        <w:pStyle w:val="ListParagraph"/>
-        <w:numPr>
-          <w:ilvl w:val="1"/>
-          <w:numId w:val="1"/>
-        </w:numPr>
-      </w:pPr>
-      <w:r>
-        <w:t xml:space="preserve">Comparator&lt;Person&gt; </w:t>
-      </w:r>
-      <w:proofErr w:type="spellStart"/>
-      <w:r>
-        <w:t>byAge</w:t>
-      </w:r>
-      <w:proofErr w:type="spellEnd"/>
-      <w:r>
-        <w:t xml:space="preserve"> =    </w:t>
-      </w:r>
-      <w:proofErr w:type="spellStart"/>
-      <w:r>
-        <w:t>Comparator.comparing</w:t>
-      </w:r>
-      <w:proofErr w:type="spellEnd"/>
-      <w:r>
-        <w:t>(</w:t>
-      </w:r>
-      <w:proofErr w:type="gramStart"/>
-      <w:r>
-        <w:t>Person::</w:t>
-      </w:r>
-      <w:proofErr w:type="spellStart"/>
-      <w:proofErr w:type="gramEnd"/>
-      <w:r>
-        <w:t>getAge</w:t>
-      </w:r>
-      <w:proofErr w:type="spellEnd"/>
-      <w:r>
-        <w:t>);</w:t>
+      <w:r>
+        <w:t>Comparator.comparing()</w:t>
+      </w:r>
+    </w:p>
+    <w:p>
+      <w:pPr>
+        <w:pStyle w:val="ListParagraph"/>
+        <w:numPr>
+          <w:ilvl w:val="1"/>
+          <w:numId w:val="1"/>
+        </w:numPr>
+      </w:pPr>
+      <w:r>
+        <w:t>Comparator&lt;Person&gt; byAge =    Comparator.comparing(Person::getAge);</w:t>
       </w:r>
       <w:r>
         <w:br/>
@@ -79,38 +45,20 @@
           <w:numId w:val="1"/>
         </w:numPr>
       </w:pPr>
-      <w:proofErr w:type="spellStart"/>
-      <w:r>
-        <w:t>map.computeIfAbsent</w:t>
-      </w:r>
-      <w:proofErr w:type="spellEnd"/>
-      <w:r>
-        <w:t>("apple", k -&gt; 10);</w:t>
-      </w:r>
-    </w:p>
-    <w:p>
-      <w:pPr>
-        <w:pStyle w:val="ListParagraph"/>
-        <w:numPr>
-          <w:ilvl w:val="1"/>
-          <w:numId w:val="1"/>
-        </w:numPr>
-      </w:pPr>
-      <w:proofErr w:type="spellStart"/>
-      <w:r>
-        <w:t>map.computeIfAbsent</w:t>
-      </w:r>
-      <w:proofErr w:type="spellEnd"/>
-      <w:r>
-        <w:t xml:space="preserve">(sorted, s-&gt;new </w:t>
-      </w:r>
-      <w:proofErr w:type="spellStart"/>
-      <w:r>
-        <w:t>ArrayList</w:t>
-      </w:r>
-      <w:proofErr w:type="spellEnd"/>
-      <w:r>
-        <w:t>&lt;String&gt;()).add(str);</w:t>
+      <w:r>
+        <w:t>map.computeIfAbsent("apple", k -&gt; 10);</w:t>
+      </w:r>
+    </w:p>
+    <w:p>
+      <w:pPr>
+        <w:pStyle w:val="ListParagraph"/>
+        <w:numPr>
+          <w:ilvl w:val="1"/>
+          <w:numId w:val="1"/>
+        </w:numPr>
+      </w:pPr>
+      <w:r>
+        <w:t>map.computeIfAbsent(sorted, s-&gt;new ArrayList&lt;String&gt;()).add(str);</w:t>
       </w:r>
       <w:r>
         <w:br/>
@@ -124,13 +72,8 @@
           <w:numId w:val="1"/>
         </w:numPr>
       </w:pPr>
-      <w:proofErr w:type="spellStart"/>
-      <w:r>
-        <w:t>Arrays.setAll</w:t>
-      </w:r>
-      <w:proofErr w:type="spellEnd"/>
-      <w:r>
-        <w:t>(array, index -&gt; value);</w:t>
+      <w:r>
+        <w:t>Arrays.setAll(array, index -&gt; value);</w:t>
       </w:r>
       <w:r>
         <w:br/>
@@ -138,11 +81,7 @@
     </w:p>
     <w:p>
       <w:pPr>
-        <w:pStyle w:val="ListParagraph"/>
-        <w:numPr>
-          <w:ilvl w:val="0"/>
-          <w:numId w:val="1"/>
-        </w:numPr>
+        <w:pStyle w:val="Heading3"/>
       </w:pPr>
       <w:r>
         <w:t>Deque</w:t>
@@ -168,129 +107,77 @@
           <w:numId w:val="1"/>
         </w:numPr>
       </w:pPr>
-      <w:proofErr w:type="spellStart"/>
-      <w:r>
-        <w:t>boolean</w:t>
-      </w:r>
-      <w:proofErr w:type="spellEnd"/>
-      <w:r>
-        <w:t xml:space="preserve"> add(E e);</w:t>
-      </w:r>
-    </w:p>
-    <w:p>
-      <w:pPr>
-        <w:pStyle w:val="ListParagraph"/>
-        <w:numPr>
-          <w:ilvl w:val="1"/>
-          <w:numId w:val="1"/>
-        </w:numPr>
-      </w:pPr>
-      <w:r>
-        <w:t xml:space="preserve">void </w:t>
-      </w:r>
-      <w:proofErr w:type="spellStart"/>
-      <w:r>
-        <w:t>addFirst</w:t>
-      </w:r>
-      <w:proofErr w:type="spellEnd"/>
-      <w:r>
-        <w:t>(E e);</w:t>
-      </w:r>
-    </w:p>
-    <w:p>
-      <w:pPr>
-        <w:pStyle w:val="ListParagraph"/>
-        <w:numPr>
-          <w:ilvl w:val="1"/>
-          <w:numId w:val="1"/>
-        </w:numPr>
-      </w:pPr>
-      <w:r>
-        <w:t xml:space="preserve">void </w:t>
-      </w:r>
-      <w:proofErr w:type="spellStart"/>
-      <w:r>
-        <w:t>addLast</w:t>
-      </w:r>
-      <w:proofErr w:type="spellEnd"/>
-      <w:r>
-        <w:t>(E e);</w:t>
-      </w:r>
-    </w:p>
-    <w:p>
-      <w:pPr>
-        <w:pStyle w:val="ListParagraph"/>
-        <w:numPr>
-          <w:ilvl w:val="1"/>
-          <w:numId w:val="1"/>
-        </w:numPr>
-      </w:pPr>
-    </w:p>
-    <w:p>
-      <w:pPr>
-        <w:pStyle w:val="ListParagraph"/>
-        <w:numPr>
-          <w:ilvl w:val="1"/>
-          <w:numId w:val="1"/>
-        </w:numPr>
-      </w:pPr>
-      <w:proofErr w:type="spellStart"/>
-      <w:r>
-        <w:t>boolean</w:t>
-      </w:r>
-      <w:proofErr w:type="spellEnd"/>
-      <w:r>
-        <w:t xml:space="preserve"> offer(E e);</w:t>
-      </w:r>
-    </w:p>
-    <w:p>
-      <w:pPr>
-        <w:pStyle w:val="ListParagraph"/>
-        <w:numPr>
-          <w:ilvl w:val="1"/>
-          <w:numId w:val="1"/>
-        </w:numPr>
-      </w:pPr>
-      <w:proofErr w:type="spellStart"/>
-      <w:r>
-        <w:t>boolean</w:t>
-      </w:r>
-      <w:proofErr w:type="spellEnd"/>
-      <w:r>
-        <w:t xml:space="preserve"> </w:t>
-      </w:r>
-      <w:proofErr w:type="spellStart"/>
-      <w:r>
-        <w:t>offerFirst</w:t>
-      </w:r>
-      <w:proofErr w:type="spellEnd"/>
-      <w:r>
-        <w:t>(E e);</w:t>
-      </w:r>
-    </w:p>
-    <w:p>
-      <w:pPr>
-        <w:pStyle w:val="ListParagraph"/>
-        <w:numPr>
-          <w:ilvl w:val="1"/>
-          <w:numId w:val="1"/>
-        </w:numPr>
-      </w:pPr>
-      <w:proofErr w:type="spellStart"/>
-      <w:r>
-        <w:t>boolean</w:t>
-      </w:r>
-      <w:proofErr w:type="spellEnd"/>
-      <w:r>
-        <w:t xml:space="preserve"> </w:t>
-      </w:r>
-      <w:proofErr w:type="spellStart"/>
-      <w:r>
-        <w:t>offerLast</w:t>
-      </w:r>
-      <w:proofErr w:type="spellEnd"/>
-      <w:r>
-        <w:t>(E e);</w:t>
+      <w:r>
+        <w:t>boolean add(E e);</w:t>
+      </w:r>
+    </w:p>
+    <w:p>
+      <w:pPr>
+        <w:pStyle w:val="ListParagraph"/>
+        <w:numPr>
+          <w:ilvl w:val="1"/>
+          <w:numId w:val="1"/>
+        </w:numPr>
+      </w:pPr>
+      <w:r>
+        <w:t>void addFirst(E e);</w:t>
+      </w:r>
+    </w:p>
+    <w:p>
+      <w:pPr>
+        <w:pStyle w:val="ListParagraph"/>
+        <w:numPr>
+          <w:ilvl w:val="1"/>
+          <w:numId w:val="1"/>
+        </w:numPr>
+      </w:pPr>
+      <w:r>
+        <w:t>void addLast(E e);</w:t>
+      </w:r>
+    </w:p>
+    <w:p>
+      <w:pPr>
+        <w:pStyle w:val="ListParagraph"/>
+        <w:numPr>
+          <w:ilvl w:val="1"/>
+          <w:numId w:val="1"/>
+        </w:numPr>
+      </w:pPr>
+    </w:p>
+    <w:p>
+      <w:pPr>
+        <w:pStyle w:val="ListParagraph"/>
+        <w:numPr>
+          <w:ilvl w:val="1"/>
+          <w:numId w:val="1"/>
+        </w:numPr>
+      </w:pPr>
+      <w:r>
+        <w:t>boolean offer(E e);</w:t>
+      </w:r>
+    </w:p>
+    <w:p>
+      <w:pPr>
+        <w:pStyle w:val="ListParagraph"/>
+        <w:numPr>
+          <w:ilvl w:val="1"/>
+          <w:numId w:val="1"/>
+        </w:numPr>
+      </w:pPr>
+      <w:r>
+        <w:t>boolean offerFirst(E e);</w:t>
+      </w:r>
+    </w:p>
+    <w:p>
+      <w:pPr>
+        <w:pStyle w:val="ListParagraph"/>
+        <w:numPr>
+          <w:ilvl w:val="1"/>
+          <w:numId w:val="1"/>
+        </w:numPr>
+      </w:pPr>
+      <w:r>
+        <w:t>boolean offerLast(E e);</w:t>
       </w:r>
     </w:p>
     <w:p>
@@ -335,35 +222,19 @@
         </w:numPr>
       </w:pPr>
       <w:r>
-        <w:t xml:space="preserve">E </w:t>
-      </w:r>
-      <w:proofErr w:type="spellStart"/>
-      <w:r>
-        <w:t>removeFirst</w:t>
-      </w:r>
-      <w:proofErr w:type="spellEnd"/>
-      <w:r>
-        <w:t>();</w:t>
-      </w:r>
-    </w:p>
-    <w:p>
-      <w:pPr>
-        <w:pStyle w:val="ListParagraph"/>
-        <w:numPr>
-          <w:ilvl w:val="1"/>
-          <w:numId w:val="1"/>
-        </w:numPr>
-      </w:pPr>
-      <w:r>
-        <w:t xml:space="preserve">E </w:t>
-      </w:r>
-      <w:proofErr w:type="spellStart"/>
-      <w:r>
-        <w:t>removeLast</w:t>
-      </w:r>
-      <w:proofErr w:type="spellEnd"/>
-      <w:r>
-        <w:t>();</w:t>
+        <w:t>E removeFirst();</w:t>
+      </w:r>
+    </w:p>
+    <w:p>
+      <w:pPr>
+        <w:pStyle w:val="ListParagraph"/>
+        <w:numPr>
+          <w:ilvl w:val="1"/>
+          <w:numId w:val="1"/>
+        </w:numPr>
+      </w:pPr>
+      <w:r>
+        <w:t>E removeLast();</w:t>
       </w:r>
     </w:p>
     <w:p>
@@ -396,35 +267,19 @@
         </w:numPr>
       </w:pPr>
       <w:r>
-        <w:t xml:space="preserve">E </w:t>
-      </w:r>
-      <w:proofErr w:type="spellStart"/>
-      <w:r>
-        <w:t>pollFirst</w:t>
-      </w:r>
-      <w:proofErr w:type="spellEnd"/>
-      <w:r>
-        <w:t>();</w:t>
-      </w:r>
-    </w:p>
-    <w:p>
-      <w:pPr>
-        <w:pStyle w:val="ListParagraph"/>
-        <w:numPr>
-          <w:ilvl w:val="1"/>
-          <w:numId w:val="1"/>
-        </w:numPr>
-      </w:pPr>
-      <w:r>
-        <w:t xml:space="preserve">E </w:t>
-      </w:r>
-      <w:proofErr w:type="spellStart"/>
-      <w:r>
-        <w:t>pollLast</w:t>
-      </w:r>
-      <w:proofErr w:type="spellEnd"/>
-      <w:r>
-        <w:t>();</w:t>
+        <w:t>E pollFirst();</w:t>
+      </w:r>
+    </w:p>
+    <w:p>
+      <w:pPr>
+        <w:pStyle w:val="ListParagraph"/>
+        <w:numPr>
+          <w:ilvl w:val="1"/>
+          <w:numId w:val="1"/>
+        </w:numPr>
+      </w:pPr>
+      <w:r>
+        <w:t>E pollLast();</w:t>
       </w:r>
     </w:p>
     <w:p>
@@ -457,35 +312,19 @@
         </w:numPr>
       </w:pPr>
       <w:r>
-        <w:t xml:space="preserve">E </w:t>
-      </w:r>
-      <w:proofErr w:type="spellStart"/>
-      <w:r>
-        <w:t>getFirst</w:t>
-      </w:r>
-      <w:proofErr w:type="spellEnd"/>
-      <w:r>
-        <w:t>();</w:t>
-      </w:r>
-    </w:p>
-    <w:p>
-      <w:pPr>
-        <w:pStyle w:val="ListParagraph"/>
-        <w:numPr>
-          <w:ilvl w:val="1"/>
-          <w:numId w:val="1"/>
-        </w:numPr>
-      </w:pPr>
-      <w:r>
-        <w:t xml:space="preserve">E </w:t>
-      </w:r>
-      <w:proofErr w:type="spellStart"/>
-      <w:r>
-        <w:t>getLast</w:t>
-      </w:r>
-      <w:proofErr w:type="spellEnd"/>
-      <w:r>
-        <w:t>();</w:t>
+        <w:t>E getFirst();</w:t>
+      </w:r>
+    </w:p>
+    <w:p>
+      <w:pPr>
+        <w:pStyle w:val="ListParagraph"/>
+        <w:numPr>
+          <w:ilvl w:val="1"/>
+          <w:numId w:val="1"/>
+        </w:numPr>
+      </w:pPr>
+      <w:r>
+        <w:t>E getLast();</w:t>
       </w:r>
     </w:p>
     <w:p>
@@ -518,35 +357,19 @@
         </w:numPr>
       </w:pPr>
       <w:r>
-        <w:t xml:space="preserve">E </w:t>
-      </w:r>
-      <w:proofErr w:type="spellStart"/>
-      <w:r>
-        <w:t>peekFirst</w:t>
-      </w:r>
-      <w:proofErr w:type="spellEnd"/>
-      <w:r>
-        <w:t>();</w:t>
-      </w:r>
-    </w:p>
-    <w:p>
-      <w:pPr>
-        <w:pStyle w:val="ListParagraph"/>
-        <w:numPr>
-          <w:ilvl w:val="1"/>
-          <w:numId w:val="1"/>
-        </w:numPr>
-      </w:pPr>
-      <w:r>
-        <w:t xml:space="preserve">E </w:t>
-      </w:r>
-      <w:proofErr w:type="spellStart"/>
-      <w:r>
-        <w:t>peekLast</w:t>
-      </w:r>
-      <w:proofErr w:type="spellEnd"/>
-      <w:r>
-        <w:t>();</w:t>
+        <w:t>E peekFirst();</w:t>
+      </w:r>
+    </w:p>
+    <w:p>
+      <w:pPr>
+        <w:pStyle w:val="ListParagraph"/>
+        <w:numPr>
+          <w:ilvl w:val="1"/>
+          <w:numId w:val="1"/>
+        </w:numPr>
+      </w:pPr>
+      <w:r>
+        <w:t>E peekLast();</w:t>
       </w:r>
     </w:p>
     <w:p>
@@ -594,6 +417,27 @@
         <w:t>E pop();</w:t>
       </w:r>
     </w:p>
+    <w:p/>
+    <w:p>
+      <w:pPr>
+        <w:pStyle w:val="Heading3"/>
+      </w:pPr>
+      <w:r>
+        <w:t>Auxiliary Data Structure</w:t>
+      </w:r>
+    </w:p>
+    <w:p>
+      <w:r>
+        <w:t>Auxiliary Data Structure = Extra structure used temporarily to help an algorithm work efficiently.</w:t>
+      </w:r>
+      <w:r>
+        <w:br/>
+      </w:r>
+      <w:r>
+        <w:t>After the algorithm finishes, this structure may disappear or no longer be needed.</w:t>
+      </w:r>
+    </w:p>
+    <w:p/>
     <w:sectPr>
       <w:pgSz w:w="11906" w:h="16838"/>
       <w:pgMar w:top="1440" w:right="1440" w:bottom="1440" w:left="1440" w:header="708" w:footer="708" w:gutter="0"/>
